--- a/public/templates/command-center/Aurixa_Suburb_Analysis_Report_SAMPLE.docx
+++ b/public/templates/command-center/Aurixa_Suburb_Analysis_Report_SAMPLE.docx
@@ -442,7 +442,7 @@
         <w:keepLines/>
         <w:pageBreakBefore w:val="0"/>
         <w:widowControl w:val="1"/>
-        <w:spacing w:before="0" w:after="0" w:line="160" w:lineRule="exact"/>
+        <w:spacing w:before="0" w:after="0" w:line="2494" w:lineRule="exact"/>
       </w:pPr>
       <w:r>
         <w:rPr>
@@ -497,7 +497,7 @@
           </w:tcPr>
           <w:p>
             <w:pPr>
-              <w:keepNext w:val="0"/>
+              <w:keepNext/>
               <w:keepLines/>
               <w:pageBreakBefore w:val="0"/>
               <w:widowControl w:val="1"/>
@@ -538,7 +538,7 @@
           </w:tcPr>
           <w:p>
             <w:pPr>
-              <w:keepNext w:val="0"/>
+              <w:keepNext/>
               <w:keepLines/>
               <w:pageBreakBefore w:val="0"/>
               <w:widowControl w:val="1"/>
@@ -577,7 +577,7 @@
           </w:tcPr>
           <w:p>
             <w:pPr>
-              <w:keepNext w:val="0"/>
+              <w:keepNext/>
               <w:keepLines/>
               <w:pageBreakBefore w:val="0"/>
               <w:widowControl w:val="1"/>
@@ -618,7 +618,7 @@
           </w:tcPr>
           <w:p>
             <w:pPr>
-              <w:keepNext w:val="0"/>
+              <w:keepNext/>
               <w:keepLines/>
               <w:pageBreakBefore w:val="0"/>
               <w:widowControl w:val="1"/>
@@ -663,7 +663,7 @@
           </w:tcPr>
           <w:p>
             <w:pPr>
-              <w:keepNext w:val="0"/>
+              <w:keepNext/>
               <w:keepLines/>
               <w:pageBreakBefore w:val="0"/>
               <w:widowControl w:val="1"/>
@@ -704,7 +704,7 @@
           </w:tcPr>
           <w:p>
             <w:pPr>
-              <w:keepNext w:val="0"/>
+              <w:keepNext/>
               <w:keepLines/>
               <w:pageBreakBefore w:val="0"/>
               <w:widowControl w:val="1"/>
@@ -743,7 +743,7 @@
           </w:tcPr>
           <w:p>
             <w:pPr>
-              <w:keepNext w:val="0"/>
+              <w:keepNext/>
               <w:keepLines/>
               <w:pageBreakBefore w:val="0"/>
               <w:widowControl w:val="1"/>
@@ -784,7 +784,7 @@
           </w:tcPr>
           <w:p>
             <w:pPr>
-              <w:keepNext w:val="0"/>
+              <w:keepNext/>
               <w:keepLines/>
               <w:pageBreakBefore w:val="0"/>
               <w:widowControl w:val="1"/>
@@ -975,13 +975,13 @@
       <w:pPr>
         <w:keepNext w:val="0"/>
         <w:keepLines/>
-        <w:pageBreakBefore w:val="0"/>
+        <w:pageBreakBefore w:val="1"/>
         <w:widowControl w:val="1"/>
-        <w:spacing w:before="0" w:after="0"/>
+        <w:spacing w:before="0" w:after="0" w:line="20" w:lineRule="exact"/>
+        <w:rPr>
+          <w:sz w:val="2"/>
+        </w:rPr>
       </w:pPr>
-      <w:r>
-        <w:br w:type="page"/>
-      </w:r>
     </w:p>
     <w:tbl>
       <w:tblPr>
@@ -1103,7 +1103,7 @@
     </w:tbl>
     <w:p>
       <w:pPr>
-        <w:keepNext w:val="0"/>
+        <w:keepNext w:val="1"/>
         <w:keepLines/>
         <w:pageBreakBefore w:val="0"/>
         <w:widowControl w:val="1"/>
@@ -1654,7 +1654,7 @@
     </w:tbl>
     <w:p>
       <w:pPr>
-        <w:keepNext w:val="0"/>
+        <w:keepNext w:val="1"/>
         <w:keepLines/>
         <w:pageBreakBefore w:val="0"/>
         <w:widowControl w:val="1"/>
@@ -1975,18 +1975,6 @@
         </w:tc>
       </w:tr>
     </w:tbl>
-    <w:p>
-      <w:pPr>
-        <w:keepNext w:val="0"/>
-        <w:keepLines/>
-        <w:pageBreakBefore w:val="0"/>
-        <w:widowControl w:val="1"/>
-        <w:spacing w:before="0" w:after="0"/>
-      </w:pPr>
-      <w:r>
-        <w:br w:type="page"/>
-      </w:r>
-    </w:p>
     <w:tbl>
       <w:tblPr>
         <w:tblW w:type="auto" w:w="0"/>
@@ -2107,7 +2095,7 @@
     </w:tbl>
     <w:p>
       <w:pPr>
-        <w:keepNext w:val="0"/>
+        <w:keepNext w:val="1"/>
         <w:keepLines/>
         <w:pageBreakBefore w:val="0"/>
         <w:widowControl w:val="1"/>
@@ -3574,7 +3562,7 @@
           </w:tcPr>
           <w:p>
             <w:pPr>
-              <w:keepNext w:val="0"/>
+              <w:keepNext/>
               <w:keepLines/>
               <w:pageBreakBefore w:val="0"/>
               <w:widowControl w:val="1"/>
@@ -3613,7 +3601,7 @@
           </w:tcPr>
           <w:p>
             <w:pPr>
-              <w:keepNext w:val="0"/>
+              <w:keepNext/>
               <w:keepLines/>
               <w:pageBreakBefore w:val="0"/>
               <w:widowControl w:val="1"/>
@@ -3653,7 +3641,7 @@
           </w:tcPr>
           <w:p>
             <w:pPr>
-              <w:keepNext w:val="0"/>
+              <w:keepNext/>
               <w:keepLines/>
               <w:pageBreakBefore w:val="0"/>
               <w:widowControl w:val="1"/>
@@ -3693,7 +3681,7 @@
           </w:tcPr>
           <w:p>
             <w:pPr>
-              <w:keepNext w:val="0"/>
+              <w:keepNext/>
               <w:keepLines/>
               <w:pageBreakBefore w:val="0"/>
               <w:widowControl w:val="1"/>
@@ -3733,7 +3721,7 @@
           </w:tcPr>
           <w:p>
             <w:pPr>
-              <w:keepNext w:val="0"/>
+              <w:keepNext/>
               <w:keepLines/>
               <w:pageBreakBefore w:val="0"/>
               <w:widowControl w:val="1"/>
@@ -3773,7 +3761,7 @@
           </w:tcPr>
           <w:p>
             <w:pPr>
-              <w:keepNext w:val="0"/>
+              <w:keepNext/>
               <w:keepLines/>
               <w:pageBreakBefore w:val="0"/>
               <w:widowControl w:val="1"/>
@@ -3949,7 +3937,7 @@
     </w:tbl>
     <w:p>
       <w:pPr>
-        <w:keepNext w:val="0"/>
+        <w:keepNext w:val="1"/>
         <w:keepLines/>
         <w:pageBreakBefore w:val="0"/>
         <w:widowControl w:val="1"/>
@@ -4172,7 +4160,7 @@
           </w:tcPr>
           <w:p>
             <w:pPr>
-              <w:keepNext w:val="0"/>
+              <w:keepNext/>
               <w:keepLines/>
               <w:pageBreakBefore w:val="0"/>
               <w:widowControl w:val="1"/>
@@ -4286,7 +4274,11 @@
               </w:tc>
             </w:tr>
           </w:tbl>
-          <w:p/>
+          <w:p>
+            <w:pPr>
+              <w:keepNext/>
+            </w:pPr>
+          </w:p>
         </w:tc>
         <w:tc>
           <w:tcPr>
@@ -4307,7 +4299,7 @@
           </w:tcPr>
           <w:p>
             <w:pPr>
-              <w:keepNext w:val="0"/>
+              <w:keepNext/>
               <w:keepLines/>
               <w:pageBreakBefore w:val="0"/>
               <w:widowControl w:val="1"/>
@@ -4352,7 +4344,7 @@
           </w:tcPr>
           <w:p>
             <w:pPr>
-              <w:keepNext w:val="0"/>
+              <w:keepNext/>
               <w:keepLines/>
               <w:pageBreakBefore w:val="0"/>
               <w:widowControl w:val="1"/>
@@ -4466,7 +4458,11 @@
               </w:tc>
             </w:tr>
           </w:tbl>
-          <w:p/>
+          <w:p>
+            <w:pPr>
+              <w:keepNext/>
+            </w:pPr>
+          </w:p>
         </w:tc>
         <w:tc>
           <w:tcPr>
@@ -4487,7 +4483,7 @@
           </w:tcPr>
           <w:p>
             <w:pPr>
-              <w:keepNext w:val="0"/>
+              <w:keepNext/>
               <w:keepLines/>
               <w:pageBreakBefore w:val="0"/>
               <w:widowControl w:val="1"/>
@@ -4532,7 +4528,7 @@
           </w:tcPr>
           <w:p>
             <w:pPr>
-              <w:keepNext w:val="0"/>
+              <w:keepNext/>
               <w:keepLines/>
               <w:pageBreakBefore w:val="0"/>
               <w:widowControl w:val="1"/>
@@ -4646,7 +4642,11 @@
               </w:tc>
             </w:tr>
           </w:tbl>
-          <w:p/>
+          <w:p>
+            <w:pPr>
+              <w:keepNext/>
+            </w:pPr>
+          </w:p>
         </w:tc>
         <w:tc>
           <w:tcPr>
@@ -4667,7 +4667,7 @@
           </w:tcPr>
           <w:p>
             <w:pPr>
-              <w:keepNext w:val="0"/>
+              <w:keepNext/>
               <w:keepLines/>
               <w:pageBreakBefore w:val="0"/>
               <w:widowControl w:val="1"/>
@@ -4712,7 +4712,7 @@
           </w:tcPr>
           <w:p>
             <w:pPr>
-              <w:keepNext w:val="0"/>
+              <w:keepNext/>
               <w:keepLines/>
               <w:pageBreakBefore w:val="0"/>
               <w:widowControl w:val="1"/>
@@ -4826,7 +4826,11 @@
               </w:tc>
             </w:tr>
           </w:tbl>
-          <w:p/>
+          <w:p>
+            <w:pPr>
+              <w:keepNext/>
+            </w:pPr>
+          </w:p>
         </w:tc>
         <w:tc>
           <w:tcPr>
@@ -4847,7 +4851,7 @@
           </w:tcPr>
           <w:p>
             <w:pPr>
-              <w:keepNext w:val="0"/>
+              <w:keepNext/>
               <w:keepLines/>
               <w:pageBreakBefore w:val="0"/>
               <w:widowControl w:val="1"/>
@@ -4892,7 +4896,7 @@
           </w:tcPr>
           <w:p>
             <w:pPr>
-              <w:keepNext w:val="0"/>
+              <w:keepNext/>
               <w:keepLines/>
               <w:pageBreakBefore w:val="0"/>
               <w:widowControl w:val="1"/>
@@ -5006,7 +5010,11 @@
               </w:tc>
             </w:tr>
           </w:tbl>
-          <w:p/>
+          <w:p>
+            <w:pPr>
+              <w:keepNext/>
+            </w:pPr>
+          </w:p>
         </w:tc>
         <w:tc>
           <w:tcPr>
@@ -5027,7 +5035,7 @@
           </w:tcPr>
           <w:p>
             <w:pPr>
-              <w:keepNext w:val="0"/>
+              <w:keepNext/>
               <w:keepLines/>
               <w:pageBreakBefore w:val="0"/>
               <w:widowControl w:val="1"/>
@@ -5067,18 +5075,6 @@
           <w:u w:val="none"/>
         </w:rPr>
         <w:t>Shorter days on market with falling listing volume indicates demand outstripping supply rather than improving marketing.</w:t>
-      </w:r>
-    </w:p>
-    <w:p>
-      <w:pPr>
-        <w:keepNext w:val="0"/>
-        <w:keepLines/>
-        <w:pageBreakBefore w:val="0"/>
-        <w:widowControl w:val="1"/>
-        <w:spacing w:before="0" w:after="0"/>
-      </w:pPr>
-      <w:r>
-        <w:br w:type="page"/>
       </w:r>
     </w:p>
     <w:tbl>
@@ -5201,7 +5197,7 @@
     </w:tbl>
     <w:p>
       <w:pPr>
-        <w:keepNext w:val="0"/>
+        <w:keepNext w:val="1"/>
         <w:keepLines/>
         <w:pageBreakBefore w:val="0"/>
         <w:widowControl w:val="1"/>
@@ -7151,7 +7147,7 @@
     </w:tbl>
     <w:p>
       <w:pPr>
-        <w:keepNext w:val="0"/>
+        <w:keepNext w:val="1"/>
         <w:keepLines/>
         <w:pageBreakBefore w:val="0"/>
         <w:widowControl w:val="1"/>
@@ -8716,18 +8712,6 @@
         </w:tc>
       </w:tr>
     </w:tbl>
-    <w:p>
-      <w:pPr>
-        <w:keepNext w:val="0"/>
-        <w:keepLines/>
-        <w:pageBreakBefore w:val="0"/>
-        <w:widowControl w:val="1"/>
-        <w:spacing w:before="0" w:after="0"/>
-      </w:pPr>
-      <w:r>
-        <w:br w:type="page"/>
-      </w:r>
-    </w:p>
     <w:tbl>
       <w:tblPr>
         <w:tblW w:type="auto" w:w="0"/>
@@ -8848,7 +8832,7 @@
     </w:tbl>
     <w:p>
       <w:pPr>
-        <w:keepNext w:val="0"/>
+        <w:keepNext w:val="1"/>
         <w:keepLines/>
         <w:pageBreakBefore w:val="0"/>
         <w:widowControl w:val="1"/>
@@ -9654,7 +9638,7 @@
     </w:tbl>
     <w:p>
       <w:pPr>
-        <w:keepNext w:val="0"/>
+        <w:keepNext w:val="1"/>
         <w:keepLines/>
         <w:pageBreakBefore w:val="0"/>
         <w:widowControl w:val="1"/>
@@ -9930,21 +9914,9 @@
     </w:tbl>
     <w:p>
       <w:pPr>
-        <w:keepNext w:val="0"/>
-        <w:keepLines/>
-        <w:pageBreakBefore w:val="0"/>
-        <w:widowControl w:val="1"/>
-        <w:spacing w:before="0" w:after="0"/>
-      </w:pPr>
-      <w:r>
-        <w:br w:type="page"/>
-      </w:r>
-    </w:p>
-    <w:p>
-      <w:pPr>
         <w:keepNext/>
         <w:keepLines/>
-        <w:pageBreakBefore w:val="0"/>
+        <w:pageBreakBefore w:val="1"/>
         <w:widowControl w:val="1"/>
         <w:spacing w:before="0" w:after="80"/>
       </w:pPr>
@@ -10806,13 +10778,13 @@
       <w:pPr>
         <w:keepNext w:val="0"/>
         <w:keepLines/>
-        <w:pageBreakBefore w:val="0"/>
+        <w:pageBreakBefore w:val="1"/>
         <w:widowControl w:val="1"/>
-        <w:spacing w:before="0" w:after="0"/>
+        <w:spacing w:before="0" w:after="0" w:line="20" w:lineRule="exact"/>
+        <w:rPr>
+          <w:sz w:val="2"/>
+        </w:rPr>
       </w:pPr>
-      <w:r>
-        <w:br w:type="page"/>
-      </w:r>
     </w:p>
     <w:tbl>
       <w:tblPr>
@@ -10923,7 +10895,7 @@
     </w:tbl>
     <w:p>
       <w:pPr>
-        <w:keepNext w:val="0"/>
+        <w:keepNext w:val="1"/>
         <w:keepLines/>
         <w:pageBreakBefore w:val="0"/>
         <w:widowControl w:val="1"/>
